--- a/docassemble/MLHDivorceAndCustody/data/templates/reminders_template.docx
+++ b/docassemble/MLHDivorceAndCustody/data/templates/reminders_template.docx
@@ -402,8 +402,16 @@
         <w:rPr>
           <w:rFonts w:ascii="Arial" w:hAnsi="Arial" w:cs="Arial"/>
         </w:rPr>
-        <w:t>{%p endif %}</w:t>
-      </w:r>
+        <w:t xml:space="preserve">{%p </w:t>
+      </w:r>
+      <w:proofErr w:type="gramStart"/>
+      <w:r>
+        <w:rPr>
+          <w:rFonts w:ascii="Arial" w:hAnsi="Arial" w:cs="Arial"/>
+        </w:rPr>
+        <w:t>endif %}</w:t>
+      </w:r>
+      <w:proofErr w:type="gramEnd"/>
     </w:p>
     <w:p>
       <w:pPr>
@@ -482,11 +490,33 @@
         <w:t xml:space="preserve"> and </w:t>
       </w:r>
       <w:proofErr w:type="spellStart"/>
-      <w:r>
-        <w:rPr>
-          <w:rFonts w:ascii="Arial" w:hAnsi="Arial" w:cs="Arial"/>
-        </w:rPr>
-        <w:t>marriage.real_property.there_are_any</w:t>
+      <w:proofErr w:type="gramStart"/>
+      <w:r>
+        <w:rPr>
+          <w:rFonts w:ascii="Arial" w:hAnsi="Arial" w:cs="Arial"/>
+        </w:rPr>
+        <w:t>marriage.real</w:t>
+      </w:r>
+      <w:proofErr w:type="gramEnd"/>
+      <w:r>
+        <w:rPr>
+          <w:rFonts w:ascii="Arial" w:hAnsi="Arial" w:cs="Arial"/>
+        </w:rPr>
+        <w:t>_</w:t>
+      </w:r>
+      <w:proofErr w:type="gramStart"/>
+      <w:r>
+        <w:rPr>
+          <w:rFonts w:ascii="Arial" w:hAnsi="Arial" w:cs="Arial"/>
+        </w:rPr>
+        <w:t>property.there</w:t>
+      </w:r>
+      <w:proofErr w:type="gramEnd"/>
+      <w:r>
+        <w:rPr>
+          <w:rFonts w:ascii="Arial" w:hAnsi="Arial" w:cs="Arial"/>
+        </w:rPr>
+        <w:t>_are_any</w:t>
       </w:r>
       <w:proofErr w:type="spellEnd"/>
       <w:r>
@@ -526,7 +556,21 @@
         <w:rPr>
           <w:rFonts w:ascii="Arial" w:hAnsi="Arial" w:cs="Arial"/>
         </w:rPr>
-        <w:t xml:space="preserve">You answered that you and/or your spouse owns real property that was bought or paid for doing your marriage.  If you and your spouse do </w:t>
+        <w:t xml:space="preserve">You answered that you and/or your spouse </w:t>
+      </w:r>
+      <w:proofErr w:type="gramStart"/>
+      <w:r>
+        <w:rPr>
+          <w:rFonts w:ascii="Arial" w:hAnsi="Arial" w:cs="Arial"/>
+        </w:rPr>
+        <w:t>owns</w:t>
+      </w:r>
+      <w:proofErr w:type="gramEnd"/>
+      <w:r>
+        <w:rPr>
+          <w:rFonts w:ascii="Arial" w:hAnsi="Arial" w:cs="Arial"/>
+        </w:rPr>
+        <w:t xml:space="preserve"> real property that was bought or paid for doing your marriage.  If you and your spouse do </w:t>
       </w:r>
       <w:r>
         <w:rPr>
@@ -592,8 +636,16 @@
         <w:rPr>
           <w:rFonts w:ascii="Arial" w:hAnsi="Arial" w:cs="Arial"/>
         </w:rPr>
-        <w:t>{%p endif %}</w:t>
-      </w:r>
+        <w:t xml:space="preserve">{%p </w:t>
+      </w:r>
+      <w:proofErr w:type="gramStart"/>
+      <w:r>
+        <w:rPr>
+          <w:rFonts w:ascii="Arial" w:hAnsi="Arial" w:cs="Arial"/>
+        </w:rPr>
+        <w:t>endif %}</w:t>
+      </w:r>
+      <w:proofErr w:type="gramEnd"/>
     </w:p>
     <w:p>
       <w:pPr>
@@ -756,11 +808,19 @@
         <w:t xml:space="preserve">and </w:t>
       </w:r>
       <w:proofErr w:type="spellStart"/>
-      <w:r>
-        <w:rPr>
-          <w:rFonts w:ascii="Arial" w:hAnsi="Arial" w:cs="Arial"/>
-        </w:rPr>
-        <w:t>marriage.have_pension_retirement</w:t>
+      <w:proofErr w:type="gramStart"/>
+      <w:r>
+        <w:rPr>
+          <w:rFonts w:ascii="Arial" w:hAnsi="Arial" w:cs="Arial"/>
+        </w:rPr>
+        <w:t>marriage.have</w:t>
+      </w:r>
+      <w:proofErr w:type="gramEnd"/>
+      <w:r>
+        <w:rPr>
+          <w:rFonts w:ascii="Arial" w:hAnsi="Arial" w:cs="Arial"/>
+        </w:rPr>
+        <w:t>_pension_retirement</w:t>
       </w:r>
       <w:proofErr w:type="spellEnd"/>
       <w:r>
@@ -770,11 +830,19 @@
         <w:t xml:space="preserve"> and </w:t>
       </w:r>
       <w:proofErr w:type="spellStart"/>
-      <w:r>
-        <w:rPr>
-          <w:rFonts w:ascii="Arial" w:hAnsi="Arial" w:cs="Arial"/>
-        </w:rPr>
-        <w:t>marriage.pension_contributions_made</w:t>
+      <w:proofErr w:type="gramStart"/>
+      <w:r>
+        <w:rPr>
+          <w:rFonts w:ascii="Arial" w:hAnsi="Arial" w:cs="Arial"/>
+        </w:rPr>
+        <w:t>marriage.pension</w:t>
+      </w:r>
+      <w:proofErr w:type="gramEnd"/>
+      <w:r>
+        <w:rPr>
+          <w:rFonts w:ascii="Arial" w:hAnsi="Arial" w:cs="Arial"/>
+        </w:rPr>
+        <w:t>_contributions_made</w:t>
       </w:r>
       <w:proofErr w:type="spellEnd"/>
       <w:r>
@@ -790,11 +858,19 @@
         <w:t xml:space="preserve">not </w:t>
       </w:r>
       <w:proofErr w:type="spellStart"/>
-      <w:r>
-        <w:rPr>
-          <w:rFonts w:ascii="Arial" w:hAnsi="Arial" w:cs="Arial"/>
-        </w:rPr>
-        <w:t>marriage.pension_retirement_accounts_keep_own</w:t>
+      <w:proofErr w:type="gramStart"/>
+      <w:r>
+        <w:rPr>
+          <w:rFonts w:ascii="Arial" w:hAnsi="Arial" w:cs="Arial"/>
+        </w:rPr>
+        <w:t>marriage.pension</w:t>
+      </w:r>
+      <w:proofErr w:type="gramEnd"/>
+      <w:r>
+        <w:rPr>
+          <w:rFonts w:ascii="Arial" w:hAnsi="Arial" w:cs="Arial"/>
+        </w:rPr>
+        <w:t>_retirement_accounts_keep_own</w:t>
       </w:r>
       <w:proofErr w:type="spellEnd"/>
       <w:r>
@@ -927,13 +1003,27 @@
         <w:rPr>
           <w:rFonts w:ascii="Arial" w:hAnsi="Arial" w:cs="Arial"/>
         </w:rPr>
-        <w:t>”] %}</w:t>
-      </w:r>
-      <w:r>
-        <w:rPr>
-          <w:rFonts w:ascii="Arial" w:hAnsi="Arial" w:cs="Arial"/>
-        </w:rPr>
-        <w:t xml:space="preserve">The Judgment of Divorce produced </w:t>
+        <w:t xml:space="preserve">”] </w:t>
+      </w:r>
+      <w:proofErr w:type="gramStart"/>
+      <w:r>
+        <w:rPr>
+          <w:rFonts w:ascii="Arial" w:hAnsi="Arial" w:cs="Arial"/>
+        </w:rPr>
+        <w:t>%}</w:t>
+      </w:r>
+      <w:r>
+        <w:rPr>
+          <w:rFonts w:ascii="Arial" w:hAnsi="Arial" w:cs="Arial"/>
+        </w:rPr>
+        <w:t>The</w:t>
+      </w:r>
+      <w:proofErr w:type="gramEnd"/>
+      <w:r>
+        <w:rPr>
+          <w:rFonts w:ascii="Arial" w:hAnsi="Arial" w:cs="Arial"/>
+        </w:rPr>
+        <w:t xml:space="preserve"> Judgment of Divorce produced </w:t>
       </w:r>
       <w:r>
         <w:rPr>
@@ -977,13 +1067,24 @@
         <w:t xml:space="preserve"> </w:t>
       </w:r>
       <w:r>
-        <w:t>{% endif %}</w:t>
-      </w:r>
-      <w:r>
-        <w:rPr>
-          <w:rFonts w:ascii="Arial" w:hAnsi="Arial" w:cs="Arial"/>
-        </w:rPr>
-        <w:t xml:space="preserve">You may want </w:t>
+        <w:t xml:space="preserve">{% endif </w:t>
+      </w:r>
+      <w:proofErr w:type="gramStart"/>
+      <w:r>
+        <w:t>%}</w:t>
+      </w:r>
+      <w:r>
+        <w:rPr>
+          <w:rFonts w:ascii="Arial" w:hAnsi="Arial" w:cs="Arial"/>
+        </w:rPr>
+        <w:t>You</w:t>
+      </w:r>
+      <w:proofErr w:type="gramEnd"/>
+      <w:r>
+        <w:rPr>
+          <w:rFonts w:ascii="Arial" w:hAnsi="Arial" w:cs="Arial"/>
+        </w:rPr>
+        <w:t xml:space="preserve"> may want </w:t>
       </w:r>
       <w:r>
         <w:rPr>
@@ -1067,8 +1168,16 @@
         <w:rPr>
           <w:rFonts w:ascii="Arial" w:hAnsi="Arial" w:cs="Arial"/>
         </w:rPr>
-        <w:t>{%p endif %}</w:t>
-      </w:r>
+        <w:t xml:space="preserve">{%p </w:t>
+      </w:r>
+      <w:proofErr w:type="gramStart"/>
+      <w:r>
+        <w:rPr>
+          <w:rFonts w:ascii="Arial" w:hAnsi="Arial" w:cs="Arial"/>
+        </w:rPr>
+        <w:t>endif %}</w:t>
+      </w:r>
+      <w:proofErr w:type="gramEnd"/>
     </w:p>
     <w:p>
       <w:pPr>
@@ -1147,11 +1256,19 @@
         <w:t xml:space="preserve">and </w:t>
       </w:r>
       <w:proofErr w:type="spellStart"/>
-      <w:r>
-        <w:rPr>
-          <w:rFonts w:ascii="Arial" w:hAnsi="Arial" w:cs="Arial"/>
-        </w:rPr>
-        <w:t>marriage.personal_property_need_items</w:t>
+      <w:proofErr w:type="gramStart"/>
+      <w:r>
+        <w:rPr>
+          <w:rFonts w:ascii="Arial" w:hAnsi="Arial" w:cs="Arial"/>
+        </w:rPr>
+        <w:t>marriage.personal</w:t>
+      </w:r>
+      <w:proofErr w:type="gramEnd"/>
+      <w:r>
+        <w:rPr>
+          <w:rFonts w:ascii="Arial" w:hAnsi="Arial" w:cs="Arial"/>
+        </w:rPr>
+        <w:t>_property_need_items</w:t>
       </w:r>
       <w:proofErr w:type="spellEnd"/>
       <w:r>
@@ -1161,12 +1278,14 @@
         <w:t xml:space="preserve"> and </w:t>
       </w:r>
       <w:proofErr w:type="spellStart"/>
+      <w:proofErr w:type="gramStart"/>
       <w:r>
         <w:rPr>
           <w:rFonts w:ascii="Arial" w:hAnsi="Arial" w:cs="Arial"/>
         </w:rPr>
         <w:t>marriage.accounts</w:t>
       </w:r>
+      <w:proofErr w:type="gramEnd"/>
       <w:r>
         <w:rPr>
           <w:rFonts w:ascii="Arial" w:hAnsi="Arial" w:cs="Arial"/>
@@ -1291,7 +1410,21 @@
         <w:rPr>
           <w:rFonts w:ascii="Arial" w:hAnsi="Arial" w:cs="Arial"/>
         </w:rPr>
-        <w:t xml:space="preserve">Your Judgment of Divorce states how you want your investments to be divided. But there may be problems with actually dividing these assets after the Judgment is final. Dividing investments is not simple. </w:t>
+        <w:t xml:space="preserve">Your Judgment of Divorce states how you want your investments to be divided. But there may be problems with </w:t>
+      </w:r>
+      <w:proofErr w:type="gramStart"/>
+      <w:r>
+        <w:rPr>
+          <w:rFonts w:ascii="Arial" w:hAnsi="Arial" w:cs="Arial"/>
+        </w:rPr>
+        <w:t>actually dividing</w:t>
+      </w:r>
+      <w:proofErr w:type="gramEnd"/>
+      <w:r>
+        <w:rPr>
+          <w:rFonts w:ascii="Arial" w:hAnsi="Arial" w:cs="Arial"/>
+        </w:rPr>
+        <w:t xml:space="preserve"> these assets after the Judgment is final. Dividing investments is not simple. </w:t>
       </w:r>
     </w:p>
     <w:p>
@@ -1354,7 +1487,21 @@
         <w:rPr>
           <w:rFonts w:ascii="Arial" w:hAnsi="Arial" w:cs="Arial"/>
         </w:rPr>
-        <w:t>There are more steps that need to be followed after the Judgment of Divorce is final. The Michigan Legal Help website can’t help you with this.</w:t>
+        <w:t xml:space="preserve">There are more steps that need to be </w:t>
+      </w:r>
+      <w:proofErr w:type="gramStart"/>
+      <w:r>
+        <w:rPr>
+          <w:rFonts w:ascii="Arial" w:hAnsi="Arial" w:cs="Arial"/>
+        </w:rPr>
+        <w:t>followed after</w:t>
+      </w:r>
+      <w:proofErr w:type="gramEnd"/>
+      <w:r>
+        <w:rPr>
+          <w:rFonts w:ascii="Arial" w:hAnsi="Arial" w:cs="Arial"/>
+        </w:rPr>
+        <w:t xml:space="preserve"> the Judgment of Divorce is final. The Michigan Legal Help website can’t help you with this.</w:t>
       </w:r>
     </w:p>
     <w:p>
@@ -1483,8 +1630,16 @@
         <w:rPr>
           <w:rFonts w:ascii="Arial" w:hAnsi="Arial" w:cs="Arial"/>
         </w:rPr>
-        <w:t xml:space="preserve"> endif %}</w:t>
-      </w:r>
+        <w:t xml:space="preserve"> </w:t>
+      </w:r>
+      <w:proofErr w:type="gramStart"/>
+      <w:r>
+        <w:rPr>
+          <w:rFonts w:ascii="Arial" w:hAnsi="Arial" w:cs="Arial"/>
+        </w:rPr>
+        <w:t>endif %}</w:t>
+      </w:r>
+      <w:proofErr w:type="gramEnd"/>
     </w:p>
     <w:p>
       <w:pPr>
@@ -1602,8 +1757,16 @@
         <w:rPr>
           <w:rFonts w:ascii="Arial" w:hAnsi="Arial" w:cs="Arial"/>
         </w:rPr>
-        <w:t>{%p endif %}</w:t>
-      </w:r>
+        <w:t xml:space="preserve">{%p </w:t>
+      </w:r>
+      <w:proofErr w:type="gramStart"/>
+      <w:r>
+        <w:rPr>
+          <w:rFonts w:ascii="Arial" w:hAnsi="Arial" w:cs="Arial"/>
+        </w:rPr>
+        <w:t>endif %}</w:t>
+      </w:r>
+      <w:proofErr w:type="gramEnd"/>
     </w:p>
     <w:p>
       <w:pPr>
@@ -1928,23 +2091,31 @@
         <w:rPr>
           <w:rFonts w:ascii="Arial" w:hAnsi="Arial" w:cs="Arial"/>
         </w:rPr>
-        <w:t>{%p endif %}</w:t>
-      </w:r>
-    </w:p>
-    <w:p>
-      <w:pPr>
-        <w:spacing w:after="0" w:line="240" w:lineRule="auto"/>
-        <w:ind w:right="-547"/>
-        <w:rPr>
-          <w:rFonts w:ascii="Arial" w:hAnsi="Arial" w:cs="Arial"/>
-        </w:rPr>
-      </w:pPr>
-      <w:r>
-        <w:rPr>
-          <w:rFonts w:ascii="Arial" w:hAnsi="Arial" w:cs="Arial"/>
-        </w:rPr>
         <w:t xml:space="preserve">{%p </w:t>
       </w:r>
+      <w:proofErr w:type="gramStart"/>
+      <w:r>
+        <w:rPr>
+          <w:rFonts w:ascii="Arial" w:hAnsi="Arial" w:cs="Arial"/>
+        </w:rPr>
+        <w:t>endif %}</w:t>
+      </w:r>
+      <w:proofErr w:type="gramEnd"/>
+    </w:p>
+    <w:p>
+      <w:pPr>
+        <w:spacing w:after="0" w:line="240" w:lineRule="auto"/>
+        <w:ind w:right="-547"/>
+        <w:rPr>
+          <w:rFonts w:ascii="Arial" w:hAnsi="Arial" w:cs="Arial"/>
+        </w:rPr>
+      </w:pPr>
+      <w:r>
+        <w:rPr>
+          <w:rFonts w:ascii="Arial" w:hAnsi="Arial" w:cs="Arial"/>
+        </w:rPr>
+        <w:t xml:space="preserve">{%p </w:t>
+      </w:r>
       <w:r>
         <w:rPr>
           <w:rFonts w:ascii="Arial" w:hAnsi="Arial" w:cs="Arial"/>
@@ -2057,13 +2228,7 @@
         <w:rPr>
           <w:rFonts w:ascii="Arial" w:hAnsi="Arial" w:cs="Arial"/>
         </w:rPr>
-        <w:t xml:space="preserve">) </w:t>
-      </w:r>
-      <w:r>
-        <w:rPr>
-          <w:rFonts w:ascii="Arial" w:hAnsi="Arial" w:cs="Arial"/>
-        </w:rPr>
-        <w:t xml:space="preserve">or </w:t>
+        <w:t xml:space="preserve">) or </w:t>
       </w:r>
       <w:proofErr w:type="spellStart"/>
       <w:r>
@@ -2105,19 +2270,7 @@
         <w:rPr>
           <w:rFonts w:ascii="Arial" w:hAnsi="Arial" w:cs="Arial"/>
         </w:rPr>
-        <w:t>”]</w:t>
-      </w:r>
-      <w:r>
-        <w:rPr>
-          <w:rFonts w:ascii="Arial" w:hAnsi="Arial" w:cs="Arial"/>
-        </w:rPr>
-        <w:t xml:space="preserve">) </w:t>
-      </w:r>
-      <w:r>
-        <w:rPr>
-          <w:rFonts w:ascii="Arial" w:hAnsi="Arial" w:cs="Arial"/>
-        </w:rPr>
-        <w:t xml:space="preserve">and </w:t>
+        <w:t xml:space="preserve">”]) and </w:t>
       </w:r>
       <w:proofErr w:type="spellStart"/>
       <w:r>
@@ -2285,8 +2438,16 @@
         <w:rPr>
           <w:rFonts w:ascii="Arial" w:hAnsi="Arial" w:cs="Arial"/>
         </w:rPr>
-        <w:t>{%p endif %}</w:t>
-      </w:r>
+        <w:t xml:space="preserve">{%p </w:t>
+      </w:r>
+      <w:proofErr w:type="gramStart"/>
+      <w:r>
+        <w:rPr>
+          <w:rFonts w:ascii="Arial" w:hAnsi="Arial" w:cs="Arial"/>
+        </w:rPr>
+        <w:t>endif %}</w:t>
+      </w:r>
+      <w:proofErr w:type="gramEnd"/>
     </w:p>
     <w:p>
       <w:pPr>
@@ -2453,7 +2614,21 @@
         <w:rPr>
           <w:rFonts w:ascii="Arial" w:hAnsi="Arial" w:cs="Arial"/>
         </w:rPr>
-        <w:t xml:space="preserve">need spousal support for the period of time </w:t>
+        <w:t xml:space="preserve">need spousal support for the </w:t>
+      </w:r>
+      <w:proofErr w:type="gramStart"/>
+      <w:r>
+        <w:rPr>
+          <w:rFonts w:ascii="Arial" w:hAnsi="Arial" w:cs="Arial"/>
+        </w:rPr>
+        <w:t>period of time</w:t>
+      </w:r>
+      <w:proofErr w:type="gramEnd"/>
+      <w:r>
+        <w:rPr>
+          <w:rFonts w:ascii="Arial" w:hAnsi="Arial" w:cs="Arial"/>
+        </w:rPr>
+        <w:t xml:space="preserve"> </w:t>
       </w:r>
       <w:r>
         <w:rPr>
@@ -2748,7 +2923,21 @@
         <w:rPr>
           <w:rFonts w:ascii="Arial" w:hAnsi="Arial" w:cs="Arial"/>
         </w:rPr>
-        <w:t xml:space="preserve"> form. In your motion, you will need to include facts showing that you need spousal support, and that the other party is able to pay. To learn more, read </w:t>
+        <w:t xml:space="preserve"> form. In your </w:t>
+      </w:r>
+      <w:proofErr w:type="gramStart"/>
+      <w:r>
+        <w:rPr>
+          <w:rFonts w:ascii="Arial" w:hAnsi="Arial" w:cs="Arial"/>
+        </w:rPr>
+        <w:t>motion</w:t>
+      </w:r>
+      <w:proofErr w:type="gramEnd"/>
+      <w:r>
+        <w:rPr>
+          <w:rFonts w:ascii="Arial" w:hAnsi="Arial" w:cs="Arial"/>
+        </w:rPr>
+        <w:t xml:space="preserve">, you will need to include facts showing that you need spousal support, and that the other party is able to pay. To learn more, read </w:t>
       </w:r>
       <w:hyperlink r:id="rId16" w:history="1">
         <w:r>
@@ -2879,7 +3068,21 @@
         <w:rPr>
           <w:rFonts w:ascii="Arial" w:hAnsi="Arial" w:cs="Arial"/>
         </w:rPr>
-        <w:t xml:space="preserve">after the judge makes a decision on your motion. If the judge grants your request, you will also need the </w:t>
+        <w:t xml:space="preserve">after the judge </w:t>
+      </w:r>
+      <w:proofErr w:type="gramStart"/>
+      <w:r>
+        <w:rPr>
+          <w:rFonts w:ascii="Arial" w:hAnsi="Arial" w:cs="Arial"/>
+        </w:rPr>
+        <w:t>makes a decision</w:t>
+      </w:r>
+      <w:proofErr w:type="gramEnd"/>
+      <w:r>
+        <w:rPr>
+          <w:rFonts w:ascii="Arial" w:hAnsi="Arial" w:cs="Arial"/>
+        </w:rPr>
+        <w:t xml:space="preserve"> on your motion. If the judge grants your request, you will also need the </w:t>
       </w:r>
       <w:hyperlink r:id="rId19" w:history="1">
         <w:r>
@@ -2927,8 +3130,16 @@
         <w:rPr>
           <w:rFonts w:ascii="Arial" w:hAnsi="Arial" w:cs="Arial"/>
         </w:rPr>
-        <w:t>{%p endif %}</w:t>
-      </w:r>
+        <w:t xml:space="preserve">{%p </w:t>
+      </w:r>
+      <w:proofErr w:type="gramStart"/>
+      <w:r>
+        <w:rPr>
+          <w:rFonts w:ascii="Arial" w:hAnsi="Arial" w:cs="Arial"/>
+        </w:rPr>
+        <w:t>endif %}</w:t>
+      </w:r>
+      <w:proofErr w:type="gramEnd"/>
     </w:p>
     <w:p>
       <w:pPr>
@@ -3328,7 +3539,14 @@
         <w:rPr>
           <w:rFonts w:ascii="Arial" w:hAnsi="Arial" w:cs="Arial"/>
         </w:rPr>
-        <w:t>parentage_affidavit_revoke</w:t>
+        <w:t>parentage_affidavit_</w:t>
+      </w:r>
+      <w:proofErr w:type="gramStart"/>
+      <w:r>
+        <w:rPr>
+          <w:rFonts w:ascii="Arial" w:hAnsi="Arial" w:cs="Arial"/>
+        </w:rPr>
+        <w:t>revoke</w:t>
       </w:r>
       <w:proofErr w:type="spellEnd"/>
       <w:r>
@@ -3337,6 +3555,7 @@
         </w:rPr>
         <w:t xml:space="preserve"> %}</w:t>
       </w:r>
+      <w:proofErr w:type="gramEnd"/>
     </w:p>
     <w:p>
       <w:pPr>
@@ -3453,31 +3672,66 @@
         <w:rPr>
           <w:rFonts w:ascii="Arial" w:hAnsi="Arial" w:cs="Arial"/>
         </w:rPr>
-        <w:t>t file it before your divorce case is finished, the child will have to be included in the custody, parenting time, and child support provisions of the judgment of divorce. It is also best to file before the child turns 3, or within 1 year after the date that the acknowledgment of parentage was signed, whichever is later. If you file after that time, it is less likely that the court can grant your request.</w:t>
-      </w:r>
-    </w:p>
-    <w:p>
-      <w:pPr>
-        <w:spacing w:after="0" w:line="240" w:lineRule="auto"/>
-        <w:ind w:right="-547"/>
-        <w:rPr>
-          <w:rFonts w:ascii="Arial" w:hAnsi="Arial" w:cs="Arial"/>
-        </w:rPr>
-      </w:pPr>
-    </w:p>
-    <w:p>
-      <w:pPr>
-        <w:spacing w:after="0" w:line="240" w:lineRule="auto"/>
-        <w:ind w:right="-547"/>
-        <w:rPr>
-          <w:rFonts w:ascii="Arial" w:hAnsi="Arial" w:cs="Arial"/>
-        </w:rPr>
-      </w:pPr>
-      <w:r>
-        <w:rPr>
-          <w:rFonts w:ascii="Arial" w:hAnsi="Arial" w:cs="Arial"/>
-        </w:rPr>
-        <w:t>{%p endif %</w:t>
+        <w:t xml:space="preserve">t file it before your divorce case is finished, the child will have to be included in </w:t>
+      </w:r>
+      <w:proofErr w:type="gramStart"/>
+      <w:r>
+        <w:rPr>
+          <w:rFonts w:ascii="Arial" w:hAnsi="Arial" w:cs="Arial"/>
+        </w:rPr>
+        <w:t>the custody</w:t>
+      </w:r>
+      <w:proofErr w:type="gramEnd"/>
+      <w:r>
+        <w:rPr>
+          <w:rFonts w:ascii="Arial" w:hAnsi="Arial" w:cs="Arial"/>
+        </w:rPr>
+        <w:t xml:space="preserve">, parenting time, and child support provisions of the judgment of divorce. It is also best to file before the child turns 3, or within 1 year after the date that the acknowledgment of parentage was signed, whichever is later. If you file after that time, it is less likely that the court </w:t>
+      </w:r>
+      <w:proofErr w:type="gramStart"/>
+      <w:r>
+        <w:rPr>
+          <w:rFonts w:ascii="Arial" w:hAnsi="Arial" w:cs="Arial"/>
+        </w:rPr>
+        <w:t>can</w:t>
+      </w:r>
+      <w:proofErr w:type="gramEnd"/>
+      <w:r>
+        <w:rPr>
+          <w:rFonts w:ascii="Arial" w:hAnsi="Arial" w:cs="Arial"/>
+        </w:rPr>
+        <w:t xml:space="preserve"> grant your request.</w:t>
+      </w:r>
+    </w:p>
+    <w:p>
+      <w:pPr>
+        <w:spacing w:after="0" w:line="240" w:lineRule="auto"/>
+        <w:ind w:right="-547"/>
+        <w:rPr>
+          <w:rFonts w:ascii="Arial" w:hAnsi="Arial" w:cs="Arial"/>
+        </w:rPr>
+      </w:pPr>
+    </w:p>
+    <w:p>
+      <w:pPr>
+        <w:spacing w:after="0" w:line="240" w:lineRule="auto"/>
+        <w:ind w:right="-547"/>
+        <w:rPr>
+          <w:rFonts w:ascii="Arial" w:hAnsi="Arial" w:cs="Arial"/>
+        </w:rPr>
+      </w:pPr>
+      <w:r>
+        <w:rPr>
+          <w:rFonts w:ascii="Arial" w:hAnsi="Arial" w:cs="Arial"/>
+        </w:rPr>
+        <w:t xml:space="preserve">{%p </w:t>
+      </w:r>
+      <w:proofErr w:type="gramStart"/>
+      <w:r>
+        <w:rPr>
+          <w:rFonts w:ascii="Arial" w:hAnsi="Arial" w:cs="Arial"/>
+        </w:rPr>
+        <w:t>endif %</w:t>
       </w:r>
       <w:r>
         <w:rPr>
@@ -3485,6 +3739,7 @@
         </w:rPr>
         <w:t>}</w:t>
       </w:r>
+      <w:proofErr w:type="gramEnd"/>
     </w:p>
     <w:p>
       <w:pPr>
@@ -3505,7 +3760,14 @@
         <w:rPr>
           <w:rFonts w:ascii="Arial" w:hAnsi="Arial" w:cs="Arial"/>
         </w:rPr>
-        <w:t>parentage_order_revoke</w:t>
+        <w:t>parentage_order_</w:t>
+      </w:r>
+      <w:proofErr w:type="gramStart"/>
+      <w:r>
+        <w:rPr>
+          <w:rFonts w:ascii="Arial" w:hAnsi="Arial" w:cs="Arial"/>
+        </w:rPr>
+        <w:t>revoke</w:t>
       </w:r>
       <w:proofErr w:type="spellEnd"/>
       <w:r>
@@ -3514,6 +3776,7 @@
         </w:rPr>
         <w:t xml:space="preserve"> %}</w:t>
       </w:r>
+      <w:proofErr w:type="gramEnd"/>
     </w:p>
     <w:p>
       <w:pPr>
@@ -3612,32 +3875,68 @@
         <w:rPr>
           <w:rFonts w:ascii="Arial" w:hAnsi="Arial" w:cs="Arial"/>
         </w:rPr>
-        <w:t>t file it before your divorce case is finished, the child will have to be included in the custody, parenting time, and child support provisions of the judgment of divorce. It is also best to file this motion before the child turns 3, or within 1 year after the date a judge signed the Order of Filiation, whichever is later. If you file after that time, it is less likely that the court can grant your request.</w:t>
-      </w:r>
-    </w:p>
-    <w:p>
-      <w:pPr>
-        <w:spacing w:after="0" w:line="240" w:lineRule="auto"/>
-        <w:ind w:right="-547"/>
-        <w:rPr>
-          <w:rFonts w:ascii="Arial" w:hAnsi="Arial" w:cs="Arial"/>
-        </w:rPr>
-      </w:pPr>
-    </w:p>
-    <w:p>
-      <w:pPr>
-        <w:spacing w:after="0" w:line="240" w:lineRule="auto"/>
-        <w:ind w:right="-547"/>
-        <w:rPr>
-          <w:rFonts w:ascii="Arial" w:hAnsi="Arial" w:cs="Arial"/>
-        </w:rPr>
-      </w:pPr>
-      <w:r>
-        <w:rPr>
-          <w:rFonts w:ascii="Arial" w:hAnsi="Arial" w:cs="Arial"/>
-        </w:rPr>
-        <w:t>{%p endif %}</w:t>
-      </w:r>
+        <w:t xml:space="preserve">t file it before your divorce case is finished, the child will have to be included in </w:t>
+      </w:r>
+      <w:proofErr w:type="gramStart"/>
+      <w:r>
+        <w:rPr>
+          <w:rFonts w:ascii="Arial" w:hAnsi="Arial" w:cs="Arial"/>
+        </w:rPr>
+        <w:t>the custody</w:t>
+      </w:r>
+      <w:proofErr w:type="gramEnd"/>
+      <w:r>
+        <w:rPr>
+          <w:rFonts w:ascii="Arial" w:hAnsi="Arial" w:cs="Arial"/>
+        </w:rPr>
+        <w:t xml:space="preserve">, parenting time, and child support provisions of the judgment of divorce. It is also best to file this motion before the child turns 3, or within 1 year after the date a judge signed the Order of Filiation, whichever is later. If you file after that time, it is less likely that the court </w:t>
+      </w:r>
+      <w:proofErr w:type="gramStart"/>
+      <w:r>
+        <w:rPr>
+          <w:rFonts w:ascii="Arial" w:hAnsi="Arial" w:cs="Arial"/>
+        </w:rPr>
+        <w:t>can</w:t>
+      </w:r>
+      <w:proofErr w:type="gramEnd"/>
+      <w:r>
+        <w:rPr>
+          <w:rFonts w:ascii="Arial" w:hAnsi="Arial" w:cs="Arial"/>
+        </w:rPr>
+        <w:t xml:space="preserve"> grant your request.</w:t>
+      </w:r>
+    </w:p>
+    <w:p>
+      <w:pPr>
+        <w:spacing w:after="0" w:line="240" w:lineRule="auto"/>
+        <w:ind w:right="-547"/>
+        <w:rPr>
+          <w:rFonts w:ascii="Arial" w:hAnsi="Arial" w:cs="Arial"/>
+        </w:rPr>
+      </w:pPr>
+    </w:p>
+    <w:p>
+      <w:pPr>
+        <w:spacing w:after="0" w:line="240" w:lineRule="auto"/>
+        <w:ind w:right="-547"/>
+        <w:rPr>
+          <w:rFonts w:ascii="Arial" w:hAnsi="Arial" w:cs="Arial"/>
+        </w:rPr>
+      </w:pPr>
+      <w:r>
+        <w:rPr>
+          <w:rFonts w:ascii="Arial" w:hAnsi="Arial" w:cs="Arial"/>
+        </w:rPr>
+        <w:t xml:space="preserve">{%p </w:t>
+      </w:r>
+      <w:proofErr w:type="gramStart"/>
+      <w:r>
+        <w:rPr>
+          <w:rFonts w:ascii="Arial" w:hAnsi="Arial" w:cs="Arial"/>
+        </w:rPr>
+        <w:t>endif %}</w:t>
+      </w:r>
+      <w:proofErr w:type="gramEnd"/>
     </w:p>
     <w:p>
       <w:pPr>
@@ -3659,7 +3958,14 @@
         <w:rPr>
           <w:rFonts w:ascii="Arial" w:hAnsi="Arial" w:cs="Arial"/>
         </w:rPr>
-        <w:t>parentage_marital_revoke</w:t>
+        <w:t>parentage_marital_</w:t>
+      </w:r>
+      <w:proofErr w:type="gramStart"/>
+      <w:r>
+        <w:rPr>
+          <w:rFonts w:ascii="Arial" w:hAnsi="Arial" w:cs="Arial"/>
+        </w:rPr>
+        <w:t>revoke</w:t>
       </w:r>
       <w:proofErr w:type="spellEnd"/>
       <w:r>
@@ -3668,6 +3974,7 @@
         </w:rPr>
         <w:t xml:space="preserve"> %}</w:t>
       </w:r>
+      <w:proofErr w:type="gramEnd"/>
     </w:p>
     <w:p>
       <w:pPr>
@@ -3759,32 +4066,68 @@
         <w:rPr>
           <w:rFonts w:ascii="Arial" w:hAnsi="Arial" w:cs="Arial"/>
         </w:rPr>
-        <w:t>t file it before your divorce case is finished, the child will have to be included in the custody, parenting time, and child support provisions of the judgment of divorce. It is also best to file before the child turns 3. If you file after that time, it is less likely that the court can grant your request.</w:t>
-      </w:r>
-    </w:p>
-    <w:p>
-      <w:pPr>
-        <w:spacing w:after="0" w:line="240" w:lineRule="auto"/>
-        <w:ind w:right="-547"/>
-        <w:rPr>
-          <w:rFonts w:ascii="Arial" w:hAnsi="Arial" w:cs="Arial"/>
-        </w:rPr>
-      </w:pPr>
-    </w:p>
-    <w:p>
-      <w:pPr>
-        <w:spacing w:after="0" w:line="240" w:lineRule="auto"/>
-        <w:ind w:right="-547"/>
-        <w:rPr>
-          <w:rFonts w:ascii="Arial" w:hAnsi="Arial" w:cs="Arial"/>
-        </w:rPr>
-      </w:pPr>
-      <w:r>
-        <w:rPr>
-          <w:rFonts w:ascii="Arial" w:hAnsi="Arial" w:cs="Arial"/>
-        </w:rPr>
-        <w:t>{%p endif %}</w:t>
-      </w:r>
+        <w:t xml:space="preserve">t file it before your divorce case is finished, the child will have to be included in </w:t>
+      </w:r>
+      <w:proofErr w:type="gramStart"/>
+      <w:r>
+        <w:rPr>
+          <w:rFonts w:ascii="Arial" w:hAnsi="Arial" w:cs="Arial"/>
+        </w:rPr>
+        <w:t>the custody</w:t>
+      </w:r>
+      <w:proofErr w:type="gramEnd"/>
+      <w:r>
+        <w:rPr>
+          <w:rFonts w:ascii="Arial" w:hAnsi="Arial" w:cs="Arial"/>
+        </w:rPr>
+        <w:t xml:space="preserve">, parenting time, and child support provisions of the judgment of divorce. It is also best to file before the child turns 3. If you file after that time, it is less likely that the court </w:t>
+      </w:r>
+      <w:proofErr w:type="gramStart"/>
+      <w:r>
+        <w:rPr>
+          <w:rFonts w:ascii="Arial" w:hAnsi="Arial" w:cs="Arial"/>
+        </w:rPr>
+        <w:t>can</w:t>
+      </w:r>
+      <w:proofErr w:type="gramEnd"/>
+      <w:r>
+        <w:rPr>
+          <w:rFonts w:ascii="Arial" w:hAnsi="Arial" w:cs="Arial"/>
+        </w:rPr>
+        <w:t xml:space="preserve"> grant your request.</w:t>
+      </w:r>
+    </w:p>
+    <w:p>
+      <w:pPr>
+        <w:spacing w:after="0" w:line="240" w:lineRule="auto"/>
+        <w:ind w:right="-547"/>
+        <w:rPr>
+          <w:rFonts w:ascii="Arial" w:hAnsi="Arial" w:cs="Arial"/>
+        </w:rPr>
+      </w:pPr>
+    </w:p>
+    <w:p>
+      <w:pPr>
+        <w:spacing w:after="0" w:line="240" w:lineRule="auto"/>
+        <w:ind w:right="-547"/>
+        <w:rPr>
+          <w:rFonts w:ascii="Arial" w:hAnsi="Arial" w:cs="Arial"/>
+        </w:rPr>
+      </w:pPr>
+      <w:r>
+        <w:rPr>
+          <w:rFonts w:ascii="Arial" w:hAnsi="Arial" w:cs="Arial"/>
+        </w:rPr>
+        <w:t xml:space="preserve">{%p </w:t>
+      </w:r>
+      <w:proofErr w:type="gramStart"/>
+      <w:r>
+        <w:rPr>
+          <w:rFonts w:ascii="Arial" w:hAnsi="Arial" w:cs="Arial"/>
+        </w:rPr>
+        <w:t>endif %}</w:t>
+      </w:r>
+      <w:proofErr w:type="gramEnd"/>
     </w:p>
     <w:p>
       <w:pPr>
@@ -4171,8 +4514,16 @@
         <w:rPr>
           <w:rFonts w:ascii="Arial" w:hAnsi="Arial" w:cs="Arial"/>
         </w:rPr>
-        <w:t xml:space="preserve"> endif %}</w:t>
-      </w:r>
+        <w:t xml:space="preserve"> </w:t>
+      </w:r>
+      <w:proofErr w:type="gramStart"/>
+      <w:r>
+        <w:rPr>
+          <w:rFonts w:ascii="Arial" w:hAnsi="Arial" w:cs="Arial"/>
+        </w:rPr>
+        <w:t>endif %}</w:t>
+      </w:r>
+      <w:proofErr w:type="gramEnd"/>
     </w:p>
     <w:p>
       <w:pPr>
@@ -4200,8 +4551,16 @@
         <w:rPr>
           <w:rFonts w:ascii="Arial" w:hAnsi="Arial" w:cs="Arial"/>
         </w:rPr>
-        <w:t xml:space="preserve"> endif %}</w:t>
-      </w:r>
+        <w:t xml:space="preserve"> </w:t>
+      </w:r>
+      <w:proofErr w:type="gramStart"/>
+      <w:r>
+        <w:rPr>
+          <w:rFonts w:ascii="Arial" w:hAnsi="Arial" w:cs="Arial"/>
+        </w:rPr>
+        <w:t>endif %}</w:t>
+      </w:r>
+      <w:proofErr w:type="gramEnd"/>
     </w:p>
     <w:p>
       <w:pPr>
@@ -4600,23 +4959,31 @@
         <w:rPr>
           <w:rFonts w:ascii="Arial" w:hAnsi="Arial" w:cs="Arial"/>
         </w:rPr>
-        <w:t>{%p endif %}</w:t>
-      </w:r>
-    </w:p>
-    <w:p>
-      <w:pPr>
-        <w:spacing w:after="0" w:line="240" w:lineRule="auto"/>
-        <w:ind w:right="-547"/>
-        <w:rPr>
-          <w:rFonts w:ascii="Arial" w:hAnsi="Arial" w:cs="Arial"/>
-        </w:rPr>
-      </w:pPr>
-      <w:r>
-        <w:rPr>
-          <w:rFonts w:ascii="Arial" w:hAnsi="Arial" w:cs="Arial"/>
-        </w:rPr>
         <w:t xml:space="preserve">{%p </w:t>
       </w:r>
+      <w:proofErr w:type="gramStart"/>
+      <w:r>
+        <w:rPr>
+          <w:rFonts w:ascii="Arial" w:hAnsi="Arial" w:cs="Arial"/>
+        </w:rPr>
+        <w:t>endif %}</w:t>
+      </w:r>
+      <w:proofErr w:type="gramEnd"/>
+    </w:p>
+    <w:p>
+      <w:pPr>
+        <w:spacing w:after="0" w:line="240" w:lineRule="auto"/>
+        <w:ind w:right="-547"/>
+        <w:rPr>
+          <w:rFonts w:ascii="Arial" w:hAnsi="Arial" w:cs="Arial"/>
+        </w:rPr>
+      </w:pPr>
+      <w:r>
+        <w:rPr>
+          <w:rFonts w:ascii="Arial" w:hAnsi="Arial" w:cs="Arial"/>
+        </w:rPr>
+        <w:t xml:space="preserve">{%p </w:t>
+      </w:r>
       <w:r>
         <w:rPr>
           <w:rFonts w:ascii="Arial" w:hAnsi="Arial" w:cs="Arial"/>
@@ -4681,12 +5048,28 @@
         </w:rPr>
         <w:t>(</w:t>
       </w:r>
-      <w:r>
-        <w:rPr>
-          <w:rFonts w:ascii="Arial" w:hAnsi="Arial" w:cs="Arial"/>
-        </w:rPr>
-        <w:t>users[0].pregnant</w:t>
-      </w:r>
+      <w:proofErr w:type="gramStart"/>
+      <w:r>
+        <w:rPr>
+          <w:rFonts w:ascii="Arial" w:hAnsi="Arial" w:cs="Arial"/>
+        </w:rPr>
+        <w:t>users[</w:t>
+      </w:r>
+      <w:proofErr w:type="gramEnd"/>
+      <w:r>
+        <w:rPr>
+          <w:rFonts w:ascii="Arial" w:hAnsi="Arial" w:cs="Arial"/>
+        </w:rPr>
+        <w:t>0</w:t>
+      </w:r>
+      <w:proofErr w:type="gramStart"/>
+      <w:r>
+        <w:rPr>
+          <w:rFonts w:ascii="Arial" w:hAnsi="Arial" w:cs="Arial"/>
+        </w:rPr>
+        <w:t>].pregnant</w:t>
+      </w:r>
+      <w:proofErr w:type="gramEnd"/>
       <w:r>
         <w:rPr>
           <w:rFonts w:ascii="Arial" w:hAnsi="Arial" w:cs="Arial"/>
@@ -4705,8 +5088,16 @@
         <w:rPr>
           <w:rFonts w:ascii="Arial" w:hAnsi="Arial" w:cs="Arial"/>
         </w:rPr>
-        <w:t>[0].pregnant</w:t>
-      </w:r>
+        <w:t>[0</w:t>
+      </w:r>
+      <w:proofErr w:type="gramStart"/>
+      <w:r>
+        <w:rPr>
+          <w:rFonts w:ascii="Arial" w:hAnsi="Arial" w:cs="Arial"/>
+        </w:rPr>
+        <w:t>].pregnant</w:t>
+      </w:r>
+      <w:proofErr w:type="gramEnd"/>
       <w:r>
         <w:rPr>
           <w:rFonts w:ascii="Arial" w:hAnsi="Arial" w:cs="Arial"/>
@@ -4876,7 +5267,21 @@
         <w:rPr>
           <w:rFonts w:ascii="Arial" w:hAnsi="Arial" w:cs="Arial"/>
         </w:rPr>
-        <w:t>your Judgment can be signed by the judge.</w:t>
+        <w:t xml:space="preserve">your </w:t>
+      </w:r>
+      <w:proofErr w:type="gramStart"/>
+      <w:r>
+        <w:rPr>
+          <w:rFonts w:ascii="Arial" w:hAnsi="Arial" w:cs="Arial"/>
+        </w:rPr>
+        <w:t>Judgment</w:t>
+      </w:r>
+      <w:proofErr w:type="gramEnd"/>
+      <w:r>
+        <w:rPr>
+          <w:rFonts w:ascii="Arial" w:hAnsi="Arial" w:cs="Arial"/>
+        </w:rPr>
+        <w:t xml:space="preserve"> can be signed by the judge.</w:t>
       </w:r>
     </w:p>
     <w:p>
@@ -5075,23 +5480,31 @@
         <w:rPr>
           <w:rFonts w:ascii="Arial" w:hAnsi="Arial" w:cs="Arial"/>
         </w:rPr>
-        <w:t>{%p endif %}</w:t>
-      </w:r>
-    </w:p>
-    <w:p>
-      <w:pPr>
-        <w:spacing w:after="0" w:line="240" w:lineRule="auto"/>
-        <w:ind w:right="-547"/>
-        <w:rPr>
-          <w:rFonts w:ascii="Arial" w:hAnsi="Arial" w:cs="Arial"/>
-        </w:rPr>
-      </w:pPr>
-      <w:r>
-        <w:rPr>
-          <w:rFonts w:ascii="Arial" w:hAnsi="Arial" w:cs="Arial"/>
-        </w:rPr>
         <w:t xml:space="preserve">{%p </w:t>
       </w:r>
+      <w:proofErr w:type="gramStart"/>
+      <w:r>
+        <w:rPr>
+          <w:rFonts w:ascii="Arial" w:hAnsi="Arial" w:cs="Arial"/>
+        </w:rPr>
+        <w:t>endif %}</w:t>
+      </w:r>
+      <w:proofErr w:type="gramEnd"/>
+    </w:p>
+    <w:p>
+      <w:pPr>
+        <w:spacing w:after="0" w:line="240" w:lineRule="auto"/>
+        <w:ind w:right="-547"/>
+        <w:rPr>
+          <w:rFonts w:ascii="Arial" w:hAnsi="Arial" w:cs="Arial"/>
+        </w:rPr>
+      </w:pPr>
+      <w:r>
+        <w:rPr>
+          <w:rFonts w:ascii="Arial" w:hAnsi="Arial" w:cs="Arial"/>
+        </w:rPr>
+        <w:t xml:space="preserve">{%p </w:t>
+      </w:r>
       <w:r>
         <w:rPr>
           <w:rFonts w:ascii="Arial" w:hAnsi="Arial" w:cs="Arial"/>
@@ -5141,11 +5554,19 @@
         <w:t xml:space="preserve"> and </w:t>
       </w:r>
       <w:proofErr w:type="spellStart"/>
-      <w:r>
-        <w:rPr>
-          <w:rFonts w:ascii="Arial" w:hAnsi="Arial" w:cs="Arial"/>
-        </w:rPr>
-        <w:t>marriage.have_business</w:t>
+      <w:proofErr w:type="gramStart"/>
+      <w:r>
+        <w:rPr>
+          <w:rFonts w:ascii="Arial" w:hAnsi="Arial" w:cs="Arial"/>
+        </w:rPr>
+        <w:t>marriage.have</w:t>
+      </w:r>
+      <w:proofErr w:type="gramEnd"/>
+      <w:r>
+        <w:rPr>
+          <w:rFonts w:ascii="Arial" w:hAnsi="Arial" w:cs="Arial"/>
+        </w:rPr>
+        <w:t>_business</w:t>
       </w:r>
       <w:proofErr w:type="spellEnd"/>
       <w:r>
@@ -5185,7 +5606,21 @@
         <w:rPr>
           <w:rFonts w:ascii="Arial" w:hAnsi="Arial" w:cs="Arial"/>
         </w:rPr>
-        <w:t xml:space="preserve">You may want to consider hiring a lawyer to help you divide your business in your divorce. Consider hiring a financial professional to value the business and to get advice about any tax issues that come with dividing a business. </w:t>
+        <w:t xml:space="preserve">You may want to consider hiring a lawyer to help you divide your business </w:t>
+      </w:r>
+      <w:proofErr w:type="gramStart"/>
+      <w:r>
+        <w:rPr>
+          <w:rFonts w:ascii="Arial" w:hAnsi="Arial" w:cs="Arial"/>
+        </w:rPr>
+        <w:t>in</w:t>
+      </w:r>
+      <w:proofErr w:type="gramEnd"/>
+      <w:r>
+        <w:rPr>
+          <w:rFonts w:ascii="Arial" w:hAnsi="Arial" w:cs="Arial"/>
+        </w:rPr>
+        <w:t xml:space="preserve"> your divorce. Consider hiring a financial professional to value the business and to get advice about any tax issues that come with dividing a business. </w:t>
       </w:r>
     </w:p>
     <w:p>
@@ -5268,8 +5703,16 @@
         <w:rPr>
           <w:rFonts w:ascii="Arial" w:hAnsi="Arial" w:cs="Arial"/>
         </w:rPr>
-        <w:t>{%p endif %}</w:t>
-      </w:r>
+        <w:t xml:space="preserve">{%p </w:t>
+      </w:r>
+      <w:proofErr w:type="gramStart"/>
+      <w:r>
+        <w:rPr>
+          <w:rFonts w:ascii="Arial" w:hAnsi="Arial" w:cs="Arial"/>
+        </w:rPr>
+        <w:t>endif %}</w:t>
+      </w:r>
+      <w:proofErr w:type="gramEnd"/>
     </w:p>
     <w:p>
       <w:pPr>
@@ -5481,13 +5924,7 @@
         <w:rPr>
           <w:rFonts w:ascii="Arial" w:hAnsi="Arial" w:cs="Arial"/>
         </w:rPr>
-        <w:t>divorce_</w:t>
-      </w:r>
-      <w:r>
-        <w:rPr>
-          <w:rFonts w:ascii="Arial" w:hAnsi="Arial" w:cs="Arial"/>
-        </w:rPr>
-        <w:t>complaint</w:t>
+        <w:t>divorce_complaint</w:t>
       </w:r>
       <w:proofErr w:type="spellEnd"/>
       <w:r>
@@ -5564,7 +6001,21 @@
         <w:rPr>
           <w:rFonts w:ascii="Arial" w:hAnsi="Arial" w:cs="Arial"/>
         </w:rPr>
-        <w:t xml:space="preserve"> Judgment, and read Step 8.</w:t>
+        <w:t xml:space="preserve"> </w:t>
+      </w:r>
+      <w:proofErr w:type="gramStart"/>
+      <w:r>
+        <w:rPr>
+          <w:rFonts w:ascii="Arial" w:hAnsi="Arial" w:cs="Arial"/>
+        </w:rPr>
+        <w:t>Judgment, and</w:t>
+      </w:r>
+      <w:proofErr w:type="gramEnd"/>
+      <w:r>
+        <w:rPr>
+          <w:rFonts w:ascii="Arial" w:hAnsi="Arial" w:cs="Arial"/>
+        </w:rPr>
+        <w:t xml:space="preserve"> read Step 8.</w:t>
       </w:r>
     </w:p>
     <w:p>
@@ -5706,7 +6157,21 @@
         <w:rPr>
           <w:rFonts w:ascii="Arial" w:hAnsi="Arial" w:cs="Arial"/>
         </w:rPr>
-        <w:t xml:space="preserve"> Judgment, and read Step 8.</w:t>
+        <w:t xml:space="preserve"> </w:t>
+      </w:r>
+      <w:proofErr w:type="gramStart"/>
+      <w:r>
+        <w:rPr>
+          <w:rFonts w:ascii="Arial" w:hAnsi="Arial" w:cs="Arial"/>
+        </w:rPr>
+        <w:t>Judgment, and</w:t>
+      </w:r>
+      <w:proofErr w:type="gramEnd"/>
+      <w:r>
+        <w:rPr>
+          <w:rFonts w:ascii="Arial" w:hAnsi="Arial" w:cs="Arial"/>
+        </w:rPr>
+        <w:t xml:space="preserve"> read Step 8.</w:t>
       </w:r>
     </w:p>
     <w:p>
@@ -5765,13 +6230,7 @@
         <w:rPr>
           <w:rFonts w:ascii="Arial" w:hAnsi="Arial" w:cs="Arial"/>
         </w:rPr>
-        <w:t>custody</w:t>
-      </w:r>
-      <w:r>
-        <w:rPr>
-          <w:rFonts w:ascii="Arial" w:hAnsi="Arial" w:cs="Arial"/>
-        </w:rPr>
-        <w:t>_complaint</w:t>
+        <w:t>custody_complaint</w:t>
       </w:r>
       <w:proofErr w:type="spellEnd"/>
       <w:r>
@@ -5807,21 +6266,7 @@
             <w:rStyle w:val="Hyperlink"/>
             <w:rFonts w:ascii="Arial" w:hAnsi="Arial" w:cs="Arial"/>
           </w:rPr>
-          <w:t>Filing a Custody Case (Unm</w:t>
-        </w:r>
-        <w:r>
-          <w:rPr>
-            <w:rStyle w:val="Hyperlink"/>
-            <w:rFonts w:ascii="Arial" w:hAnsi="Arial" w:cs="Arial"/>
-          </w:rPr>
-          <w:t>a</w:t>
-        </w:r>
-        <w:r>
-          <w:rPr>
-            <w:rStyle w:val="Hyperlink"/>
-            <w:rFonts w:ascii="Arial" w:hAnsi="Arial" w:cs="Arial"/>
-          </w:rPr>
-          <w:t>rried Parents)</w:t>
+          <w:t>Filing a Custody Case (Unmarried Parents)</w:t>
         </w:r>
       </w:hyperlink>
       <w:r>
@@ -5852,7 +6297,19 @@
         <w:rPr>
           <w:rFonts w:ascii="Arial" w:hAnsi="Arial" w:cs="Arial"/>
         </w:rPr>
-        <w:t xml:space="preserve"> and read Step 8.</w:t>
+        <w:t xml:space="preserve"> and read Step </w:t>
+      </w:r>
+      <w:r>
+        <w:rPr>
+          <w:rFonts w:ascii="Arial" w:hAnsi="Arial" w:cs="Arial"/>
+        </w:rPr>
+        <w:t>10</w:t>
+      </w:r>
+      <w:r>
+        <w:rPr>
+          <w:rFonts w:ascii="Arial" w:hAnsi="Arial" w:cs="Arial"/>
+        </w:rPr>
+        <w:t>.</w:t>
       </w:r>
     </w:p>
     <w:p>
@@ -5878,8 +6335,16 @@
         <w:rPr>
           <w:rFonts w:ascii="Arial" w:hAnsi="Arial" w:cs="Arial"/>
         </w:rPr>
-        <w:t>{%p endif %}</w:t>
-      </w:r>
+        <w:t xml:space="preserve">{%p </w:t>
+      </w:r>
+      <w:proofErr w:type="gramStart"/>
+      <w:r>
+        <w:rPr>
+          <w:rFonts w:ascii="Arial" w:hAnsi="Arial" w:cs="Arial"/>
+        </w:rPr>
+        <w:t>endif %}</w:t>
+      </w:r>
+      <w:proofErr w:type="gramEnd"/>
     </w:p>
     <w:p>
       <w:pPr>
@@ -5895,23 +6360,31 @@
         <w:rPr>
           <w:rFonts w:ascii="Arial" w:hAnsi="Arial" w:cs="Arial"/>
         </w:rPr>
-        <w:t>{%p endif %}</w:t>
-      </w:r>
-    </w:p>
-    <w:p>
-      <w:pPr>
-        <w:spacing w:after="0" w:line="240" w:lineRule="auto"/>
-        <w:ind w:right="-547"/>
-        <w:rPr>
-          <w:rFonts w:ascii="Arial" w:hAnsi="Arial" w:cs="Arial"/>
-        </w:rPr>
-      </w:pPr>
-      <w:r>
-        <w:rPr>
-          <w:rFonts w:ascii="Arial" w:hAnsi="Arial" w:cs="Arial"/>
-        </w:rPr>
         <w:t xml:space="preserve">{%p </w:t>
       </w:r>
+      <w:proofErr w:type="gramStart"/>
+      <w:r>
+        <w:rPr>
+          <w:rFonts w:ascii="Arial" w:hAnsi="Arial" w:cs="Arial"/>
+        </w:rPr>
+        <w:t>endif %}</w:t>
+      </w:r>
+      <w:proofErr w:type="gramEnd"/>
+    </w:p>
+    <w:p>
+      <w:pPr>
+        <w:spacing w:after="0" w:line="240" w:lineRule="auto"/>
+        <w:ind w:right="-547"/>
+        <w:rPr>
+          <w:rFonts w:ascii="Arial" w:hAnsi="Arial" w:cs="Arial"/>
+        </w:rPr>
+      </w:pPr>
+      <w:r>
+        <w:rPr>
+          <w:rFonts w:ascii="Arial" w:hAnsi="Arial" w:cs="Arial"/>
+        </w:rPr>
+        <w:t xml:space="preserve">{%p </w:t>
+      </w:r>
       <w:r>
         <w:rPr>
           <w:rFonts w:ascii="Arial" w:hAnsi="Arial" w:cs="Arial"/>
@@ -5932,6 +6405,7 @@
         </w:rPr>
         <w:t xml:space="preserve"> </w:t>
       </w:r>
+      <w:proofErr w:type="gramStart"/>
       <w:r>
         <w:rPr>
           <w:rFonts w:ascii="Arial" w:hAnsi="Arial" w:cs="Arial"/>
@@ -5957,6 +6431,7 @@
         <w:t>“</w:t>
       </w:r>
       <w:proofErr w:type="spellStart"/>
+      <w:proofErr w:type="gramEnd"/>
       <w:r>
         <w:rPr>
           <w:rFonts w:ascii="Arial" w:hAnsi="Arial" w:cs="Arial"/>
@@ -5981,7 +6456,14 @@
         <w:rPr>
           <w:rFonts w:ascii="Arial" w:hAnsi="Arial" w:cs="Arial"/>
         </w:rPr>
-        <w:t>custody_answer</w:t>
+        <w:t>custody_</w:t>
+      </w:r>
+      <w:proofErr w:type="gramStart"/>
+      <w:r>
+        <w:rPr>
+          <w:rFonts w:ascii="Arial" w:hAnsi="Arial" w:cs="Arial"/>
+        </w:rPr>
+        <w:t>answer</w:t>
       </w:r>
       <w:proofErr w:type="spellEnd"/>
       <w:r>
@@ -5990,6 +6472,7 @@
         </w:rPr>
         <w:t>”]</w:t>
       </w:r>
+      <w:proofErr w:type="gramEnd"/>
       <w:r>
         <w:rPr>
           <w:rFonts w:ascii="Arial" w:hAnsi="Arial" w:cs="Arial"/>
@@ -6123,6 +6606,7 @@
         </w:rPr>
         <w:t>divorce_</w:t>
       </w:r>
+      <w:proofErr w:type="gramStart"/>
       <w:r>
         <w:rPr>
           <w:rFonts w:ascii="Arial" w:hAnsi="Arial" w:cs="Arial"/>
@@ -6134,13 +6618,14 @@
         <w:rPr>
           <w:rFonts w:ascii="Arial" w:hAnsi="Arial" w:cs="Arial"/>
         </w:rPr>
-        <w:t>”</w:t>
-      </w:r>
-      <w:r>
-        <w:rPr>
-          <w:rFonts w:ascii="Arial" w:hAnsi="Arial" w:cs="Arial"/>
-        </w:rPr>
-        <w:t xml:space="preserve">  and </w:t>
+        <w:t>”  and</w:t>
+      </w:r>
+      <w:proofErr w:type="gramEnd"/>
+      <w:r>
+        <w:rPr>
+          <w:rFonts w:ascii="Arial" w:hAnsi="Arial" w:cs="Arial"/>
+        </w:rPr>
+        <w:t xml:space="preserve"> </w:t>
       </w:r>
       <w:r>
         <w:rPr>
@@ -6368,13 +6853,7 @@
         <w:rPr>
           <w:rFonts w:ascii="Arial" w:hAnsi="Arial" w:cs="Arial"/>
         </w:rPr>
-        <w:t>”</w:t>
-      </w:r>
-      <w:r>
-        <w:rPr>
-          <w:rFonts w:ascii="Arial" w:hAnsi="Arial" w:cs="Arial"/>
-        </w:rPr>
-        <w:t xml:space="preserve"> </w:t>
+        <w:t xml:space="preserve">” </w:t>
       </w:r>
       <w:r>
         <w:rPr>
@@ -6481,13 +6960,7 @@
         <w:rPr>
           <w:rFonts w:ascii="Arial" w:hAnsi="Arial" w:cs="Arial"/>
         </w:rPr>
-        <w:t>custody_</w:t>
-      </w:r>
-      <w:r>
-        <w:rPr>
-          <w:rFonts w:ascii="Arial" w:hAnsi="Arial" w:cs="Arial"/>
-        </w:rPr>
-        <w:t>answer</w:t>
+        <w:t>custody_answer</w:t>
       </w:r>
       <w:proofErr w:type="spellEnd"/>
       <w:r>
@@ -6523,21 +6996,21 @@
             <w:rStyle w:val="Hyperlink"/>
             <w:rFonts w:ascii="Arial" w:hAnsi="Arial" w:cs="Arial"/>
           </w:rPr>
-          <w:t>Respond</w:t>
+          <w:t>Respondin</w:t>
         </w:r>
         <w:r>
           <w:rPr>
             <w:rStyle w:val="Hyperlink"/>
             <w:rFonts w:ascii="Arial" w:hAnsi="Arial" w:cs="Arial"/>
           </w:rPr>
-          <w:t>i</w:t>
+          <w:t>g</w:t>
         </w:r>
         <w:r>
           <w:rPr>
             <w:rStyle w:val="Hyperlink"/>
             <w:rFonts w:ascii="Arial" w:hAnsi="Arial" w:cs="Arial"/>
           </w:rPr>
-          <w:t>ng to a Custody Case (Unmarried Parents)</w:t>
+          <w:t xml:space="preserve"> to a Custody Case (Unmarried Parents)</w:t>
         </w:r>
       </w:hyperlink>
       <w:r>
@@ -6600,8 +7073,16 @@
         <w:rPr>
           <w:rFonts w:ascii="Arial" w:hAnsi="Arial" w:cs="Arial"/>
         </w:rPr>
-        <w:t>{%p endif %}</w:t>
-      </w:r>
+        <w:t xml:space="preserve">{%p </w:t>
+      </w:r>
+      <w:proofErr w:type="gramStart"/>
+      <w:r>
+        <w:rPr>
+          <w:rFonts w:ascii="Arial" w:hAnsi="Arial" w:cs="Arial"/>
+        </w:rPr>
+        <w:t>endif %}</w:t>
+      </w:r>
+      <w:proofErr w:type="gramEnd"/>
     </w:p>
     <w:p>
       <w:pPr>
@@ -6617,7 +7098,14 @@
         <w:rPr>
           <w:rFonts w:ascii="Arial" w:hAnsi="Arial" w:cs="Arial"/>
         </w:rPr>
-        <w:t>{%p endif %</w:t>
+        <w:t xml:space="preserve">{%p </w:t>
+      </w:r>
+      <w:proofErr w:type="gramStart"/>
+      <w:r>
+        <w:rPr>
+          <w:rFonts w:ascii="Arial" w:hAnsi="Arial" w:cs="Arial"/>
+        </w:rPr>
+        <w:t>endif %</w:t>
       </w:r>
       <w:r>
         <w:rPr>
@@ -6625,6 +7113,7 @@
         </w:rPr>
         <w:t>}</w:t>
       </w:r>
+      <w:proofErr w:type="gramEnd"/>
     </w:p>
     <w:p>
       <w:pPr>
@@ -6715,29 +7204,65 @@
         </w:rPr>
         <w:t xml:space="preserve">{%p if </w:t>
       </w:r>
-      <w:r>
-        <w:rPr>
-          <w:rFonts w:ascii="Arial" w:hAnsi="Arial" w:cs="Arial"/>
-        </w:rPr>
-        <w:t>marriage.real_property</w:t>
-      </w:r>
-      <w:r>
-        <w:rPr>
-          <w:rFonts w:ascii="Arial" w:hAnsi="Arial" w:cs="Arial"/>
-        </w:rPr>
-        <w:t>.filter(owner=</w:t>
-      </w:r>
-      <w:r>
-        <w:rPr>
-          <w:rFonts w:ascii="Arial" w:hAnsi="Arial" w:cs="Arial"/>
-        </w:rPr>
-        <w:t>users[0])</w:t>
-      </w:r>
-      <w:r>
-        <w:rPr>
-          <w:rFonts w:ascii="Arial" w:hAnsi="Arial" w:cs="Arial"/>
-        </w:rPr>
-        <w:t xml:space="preserve">.filter(titled_together=True) | length </w:t>
+      <w:proofErr w:type="gramStart"/>
+      <w:r>
+        <w:rPr>
+          <w:rFonts w:ascii="Arial" w:hAnsi="Arial" w:cs="Arial"/>
+        </w:rPr>
+        <w:t>marriage.real</w:t>
+      </w:r>
+      <w:proofErr w:type="gramEnd"/>
+      <w:r>
+        <w:rPr>
+          <w:rFonts w:ascii="Arial" w:hAnsi="Arial" w:cs="Arial"/>
+        </w:rPr>
+        <w:t>_</w:t>
+      </w:r>
+      <w:proofErr w:type="gramStart"/>
+      <w:r>
+        <w:rPr>
+          <w:rFonts w:ascii="Arial" w:hAnsi="Arial" w:cs="Arial"/>
+        </w:rPr>
+        <w:t>property</w:t>
+      </w:r>
+      <w:r>
+        <w:rPr>
+          <w:rFonts w:ascii="Arial" w:hAnsi="Arial" w:cs="Arial"/>
+        </w:rPr>
+        <w:t>.filter</w:t>
+      </w:r>
+      <w:proofErr w:type="gramEnd"/>
+      <w:r>
+        <w:rPr>
+          <w:rFonts w:ascii="Arial" w:hAnsi="Arial" w:cs="Arial"/>
+        </w:rPr>
+        <w:t>(owner=</w:t>
+      </w:r>
+      <w:r>
+        <w:rPr>
+          <w:rFonts w:ascii="Arial" w:hAnsi="Arial" w:cs="Arial"/>
+        </w:rPr>
+        <w:t>users[0]</w:t>
+      </w:r>
+      <w:proofErr w:type="gramStart"/>
+      <w:r>
+        <w:rPr>
+          <w:rFonts w:ascii="Arial" w:hAnsi="Arial" w:cs="Arial"/>
+        </w:rPr>
+        <w:t>)</w:t>
+      </w:r>
+      <w:r>
+        <w:rPr>
+          <w:rFonts w:ascii="Arial" w:hAnsi="Arial" w:cs="Arial"/>
+        </w:rPr>
+        <w:t>.filter</w:t>
+      </w:r>
+      <w:proofErr w:type="gramEnd"/>
+      <w:r>
+        <w:rPr>
+          <w:rFonts w:ascii="Arial" w:hAnsi="Arial" w:cs="Arial"/>
+        </w:rPr>
+        <w:t xml:space="preserve">(titled_together=True) | length </w:t>
       </w:r>
       <w:r>
         <w:rPr>
@@ -6745,23 +7270,59 @@
         </w:rPr>
         <w:t xml:space="preserve">+ </w:t>
       </w:r>
-      <w:r>
-        <w:rPr>
-          <w:rFonts w:ascii="Arial" w:hAnsi="Arial" w:cs="Arial"/>
-        </w:rPr>
-        <w:t>marriage.real_property</w:t>
-      </w:r>
-      <w:r>
-        <w:rPr>
-          <w:rFonts w:ascii="Arial" w:hAnsi="Arial" w:cs="Arial"/>
-        </w:rPr>
-        <w:t>.filter(owner=other_parties[0])</w:t>
-      </w:r>
-      <w:r>
-        <w:rPr>
-          <w:rFonts w:ascii="Arial" w:hAnsi="Arial" w:cs="Arial"/>
-        </w:rPr>
-        <w:t xml:space="preserve">.filter(titled_together=True) | length </w:t>
+      <w:proofErr w:type="gramStart"/>
+      <w:r>
+        <w:rPr>
+          <w:rFonts w:ascii="Arial" w:hAnsi="Arial" w:cs="Arial"/>
+        </w:rPr>
+        <w:t>marriage.real</w:t>
+      </w:r>
+      <w:proofErr w:type="gramEnd"/>
+      <w:r>
+        <w:rPr>
+          <w:rFonts w:ascii="Arial" w:hAnsi="Arial" w:cs="Arial"/>
+        </w:rPr>
+        <w:t>_</w:t>
+      </w:r>
+      <w:proofErr w:type="gramStart"/>
+      <w:r>
+        <w:rPr>
+          <w:rFonts w:ascii="Arial" w:hAnsi="Arial" w:cs="Arial"/>
+        </w:rPr>
+        <w:t>property</w:t>
+      </w:r>
+      <w:r>
+        <w:rPr>
+          <w:rFonts w:ascii="Arial" w:hAnsi="Arial" w:cs="Arial"/>
+        </w:rPr>
+        <w:t>.filter</w:t>
+      </w:r>
+      <w:proofErr w:type="gramEnd"/>
+      <w:r>
+        <w:rPr>
+          <w:rFonts w:ascii="Arial" w:hAnsi="Arial" w:cs="Arial"/>
+        </w:rPr>
+        <w:t>(owner=other_parties[0]</w:t>
+      </w:r>
+      <w:proofErr w:type="gramStart"/>
+      <w:r>
+        <w:rPr>
+          <w:rFonts w:ascii="Arial" w:hAnsi="Arial" w:cs="Arial"/>
+        </w:rPr>
+        <w:t>)</w:t>
+      </w:r>
+      <w:r>
+        <w:rPr>
+          <w:rFonts w:ascii="Arial" w:hAnsi="Arial" w:cs="Arial"/>
+        </w:rPr>
+        <w:t>.filter</w:t>
+      </w:r>
+      <w:proofErr w:type="gramEnd"/>
+      <w:r>
+        <w:rPr>
+          <w:rFonts w:ascii="Arial" w:hAnsi="Arial" w:cs="Arial"/>
+        </w:rPr>
+        <w:t xml:space="preserve">(titled_together=True) | length </w:t>
       </w:r>
       <w:r>
         <w:rPr>
@@ -6769,23 +7330,73 @@
         </w:rPr>
         <w:t xml:space="preserve">&gt; 0 or </w:t>
       </w:r>
-      <w:r>
-        <w:rPr>
-          <w:rFonts w:ascii="Arial" w:hAnsi="Arial" w:cs="Arial"/>
-        </w:rPr>
-        <w:t>marriage.real_property</w:t>
-      </w:r>
-      <w:r>
-        <w:rPr>
-          <w:rFonts w:ascii="Arial" w:hAnsi="Arial" w:cs="Arial"/>
-        </w:rPr>
-        <w:t>.filter(owner=users[0])</w:t>
-      </w:r>
-      <w:r>
-        <w:rPr>
-          <w:rFonts w:ascii="Arial" w:hAnsi="Arial" w:cs="Arial"/>
-        </w:rPr>
-        <w:t>.filter(titled_together=False).filter(title_award_to_named=False) | length</w:t>
+      <w:proofErr w:type="gramStart"/>
+      <w:r>
+        <w:rPr>
+          <w:rFonts w:ascii="Arial" w:hAnsi="Arial" w:cs="Arial"/>
+        </w:rPr>
+        <w:t>marriage.real</w:t>
+      </w:r>
+      <w:proofErr w:type="gramEnd"/>
+      <w:r>
+        <w:rPr>
+          <w:rFonts w:ascii="Arial" w:hAnsi="Arial" w:cs="Arial"/>
+        </w:rPr>
+        <w:t>_</w:t>
+      </w:r>
+      <w:proofErr w:type="gramStart"/>
+      <w:r>
+        <w:rPr>
+          <w:rFonts w:ascii="Arial" w:hAnsi="Arial" w:cs="Arial"/>
+        </w:rPr>
+        <w:t>property</w:t>
+      </w:r>
+      <w:r>
+        <w:rPr>
+          <w:rFonts w:ascii="Arial" w:hAnsi="Arial" w:cs="Arial"/>
+        </w:rPr>
+        <w:t>.filter</w:t>
+      </w:r>
+      <w:proofErr w:type="gramEnd"/>
+      <w:r>
+        <w:rPr>
+          <w:rFonts w:ascii="Arial" w:hAnsi="Arial" w:cs="Arial"/>
+        </w:rPr>
+        <w:t>(owner=users[0]</w:t>
+      </w:r>
+      <w:proofErr w:type="gramStart"/>
+      <w:r>
+        <w:rPr>
+          <w:rFonts w:ascii="Arial" w:hAnsi="Arial" w:cs="Arial"/>
+        </w:rPr>
+        <w:t>)</w:t>
+      </w:r>
+      <w:r>
+        <w:rPr>
+          <w:rFonts w:ascii="Arial" w:hAnsi="Arial" w:cs="Arial"/>
+        </w:rPr>
+        <w:t>.filter</w:t>
+      </w:r>
+      <w:proofErr w:type="gramEnd"/>
+      <w:r>
+        <w:rPr>
+          <w:rFonts w:ascii="Arial" w:hAnsi="Arial" w:cs="Arial"/>
+        </w:rPr>
+        <w:t>(titled_together=False</w:t>
+      </w:r>
+      <w:proofErr w:type="gramStart"/>
+      <w:r>
+        <w:rPr>
+          <w:rFonts w:ascii="Arial" w:hAnsi="Arial" w:cs="Arial"/>
+        </w:rPr>
+        <w:t>).filter</w:t>
+      </w:r>
+      <w:proofErr w:type="gramEnd"/>
+      <w:r>
+        <w:rPr>
+          <w:rFonts w:ascii="Arial" w:hAnsi="Arial" w:cs="Arial"/>
+        </w:rPr>
+        <w:t>(title_award_to_named=False) | length</w:t>
       </w:r>
       <w:r>
         <w:rPr>
@@ -6793,17 +7404,39 @@
         </w:rPr>
         <w:t xml:space="preserve"> + </w:t>
       </w:r>
-      <w:r>
-        <w:rPr>
-          <w:rFonts w:ascii="Arial" w:hAnsi="Arial" w:cs="Arial"/>
-        </w:rPr>
-        <w:t>marriage.real_property</w:t>
-      </w:r>
-      <w:r>
-        <w:rPr>
-          <w:rFonts w:ascii="Arial" w:hAnsi="Arial" w:cs="Arial"/>
-        </w:rPr>
-        <w:t>.filter(owner=</w:t>
+      <w:proofErr w:type="gramStart"/>
+      <w:r>
+        <w:rPr>
+          <w:rFonts w:ascii="Arial" w:hAnsi="Arial" w:cs="Arial"/>
+        </w:rPr>
+        <w:t>marriage.real</w:t>
+      </w:r>
+      <w:proofErr w:type="gramEnd"/>
+      <w:r>
+        <w:rPr>
+          <w:rFonts w:ascii="Arial" w:hAnsi="Arial" w:cs="Arial"/>
+        </w:rPr>
+        <w:t>_</w:t>
+      </w:r>
+      <w:proofErr w:type="gramStart"/>
+      <w:r>
+        <w:rPr>
+          <w:rFonts w:ascii="Arial" w:hAnsi="Arial" w:cs="Arial"/>
+        </w:rPr>
+        <w:t>property</w:t>
+      </w:r>
+      <w:r>
+        <w:rPr>
+          <w:rFonts w:ascii="Arial" w:hAnsi="Arial" w:cs="Arial"/>
+        </w:rPr>
+        <w:t>.filter</w:t>
+      </w:r>
+      <w:proofErr w:type="gramEnd"/>
+      <w:r>
+        <w:rPr>
+          <w:rFonts w:ascii="Arial" w:hAnsi="Arial" w:cs="Arial"/>
+        </w:rPr>
+        <w:t>(owner=</w:t>
       </w:r>
       <w:r>
         <w:rPr>
@@ -6815,13 +7448,41 @@
         <w:rPr>
           <w:rFonts w:ascii="Arial" w:hAnsi="Arial" w:cs="Arial"/>
         </w:rPr>
-        <w:t>ther_parties[0])</w:t>
-      </w:r>
-      <w:r>
-        <w:rPr>
-          <w:rFonts w:ascii="Arial" w:hAnsi="Arial" w:cs="Arial"/>
-        </w:rPr>
-        <w:t>.filter(titled_together=False).filter(title_award_to_named=False) | length &gt; 0</w:t>
+        <w:t>ther_parties[0]</w:t>
+      </w:r>
+      <w:proofErr w:type="gramStart"/>
+      <w:r>
+        <w:rPr>
+          <w:rFonts w:ascii="Arial" w:hAnsi="Arial" w:cs="Arial"/>
+        </w:rPr>
+        <w:t>)</w:t>
+      </w:r>
+      <w:r>
+        <w:rPr>
+          <w:rFonts w:ascii="Arial" w:hAnsi="Arial" w:cs="Arial"/>
+        </w:rPr>
+        <w:t>.filter</w:t>
+      </w:r>
+      <w:proofErr w:type="gramEnd"/>
+      <w:r>
+        <w:rPr>
+          <w:rFonts w:ascii="Arial" w:hAnsi="Arial" w:cs="Arial"/>
+        </w:rPr>
+        <w:t>(titled_together=False</w:t>
+      </w:r>
+      <w:proofErr w:type="gramStart"/>
+      <w:r>
+        <w:rPr>
+          <w:rFonts w:ascii="Arial" w:hAnsi="Arial" w:cs="Arial"/>
+        </w:rPr>
+        <w:t>).filter</w:t>
+      </w:r>
+      <w:proofErr w:type="gramEnd"/>
+      <w:r>
+        <w:rPr>
+          <w:rFonts w:ascii="Arial" w:hAnsi="Arial" w:cs="Arial"/>
+        </w:rPr>
+        <w:t>(title_award_to_named=False) | length &gt; 0</w:t>
       </w:r>
       <w:r>
         <w:rPr>
@@ -6927,8 +7588,16 @@
         <w:rPr>
           <w:rFonts w:ascii="Arial" w:hAnsi="Arial" w:cs="Arial"/>
         </w:rPr>
-        <w:t>{%p endif %}</w:t>
-      </w:r>
+        <w:t xml:space="preserve">{%p </w:t>
+      </w:r>
+      <w:proofErr w:type="gramStart"/>
+      <w:r>
+        <w:rPr>
+          <w:rFonts w:ascii="Arial" w:hAnsi="Arial" w:cs="Arial"/>
+        </w:rPr>
+        <w:t>endif %}</w:t>
+      </w:r>
+      <w:proofErr w:type="gramEnd"/>
     </w:p>
     <w:p>
       <w:pPr>
@@ -6944,8 +7613,16 @@
         <w:rPr>
           <w:rFonts w:ascii="Arial" w:hAnsi="Arial" w:cs="Arial"/>
         </w:rPr>
-        <w:t>{%p endif %}</w:t>
-      </w:r>
+        <w:t xml:space="preserve">{%p </w:t>
+      </w:r>
+      <w:proofErr w:type="gramStart"/>
+      <w:r>
+        <w:rPr>
+          <w:rFonts w:ascii="Arial" w:hAnsi="Arial" w:cs="Arial"/>
+        </w:rPr>
+        <w:t>endif %}</w:t>
+      </w:r>
+      <w:proofErr w:type="gramEnd"/>
     </w:p>
     <w:sectPr>
       <w:footerReference w:type="default" r:id="rId37"/>
